--- a/clients/aoc/m365/reports/2026-04/AOC-M365-Activity-2026-04.docx
+++ b/clients/aoc/m365/reports/2026-04/AOC-M365-Activity-2026-04.docx
@@ -5134,7 +5134,7 @@
           <w:color w:val="59595B"/>
           <w:sz w:val="22"/>
         </w:rPr>
-        <w:t>Questions about this report? Contact your Technijian account manager or email support@technijian.com.</w:t>
+        <w:t>Questions about this report? Email support@technijian.com.</w:t>
       </w:r>
     </w:p>
     <w:sectPr>
